--- a/project/documents/multidocmerge/invchange.docx
+++ b/project/documents/multidocmerge/invchange.docx
@@ -307,7 +307,7 @@
                 <w:noProof/>
                 <w:sz w:val="24"/>
               </w:rPr>
-              <w:t>ESTES, Michael J.</w:t>
+              <w:t>COYOTE, Wiley E.</w:t>
             </w:r>
           </w:p>
         </w:tc>
@@ -336,116 +336,7 @@
                 <w:noProof/>
                 <w:sz w:val="24"/>
               </w:rPr>
-              <w:t xml:space="preserve">Poway, CA  </w:t>
-            </w:r>
-            <w:r>
-              <w:rPr>
-                <w:rFonts w:ascii="Times New Roman" w:hAnsi="Times New Roman"/>
-                <w:b/>
-                <w:color w:val="FF0000"/>
-                <w:sz w:val="24"/>
-              </w:rPr>
-              <w:t>ADD FULL STATE NAME</w:t>
-            </w:r>
-          </w:p>
-        </w:tc>
-      </w:tr>
-      <w:tr>
-        <w:trPr>
-          <w:trHeight w:val="288"/>
-        </w:trPr>
-        <w:tc>
-          <w:tcPr>
-            <w:tcW w:w="7830" w:type="dxa"/>
-          </w:tcPr>
-          <w:p>
-            <w:pPr>
-              <w:keepNext/>
-              <w:keepLines/>
-              <w:rPr>
-                <w:rFonts w:ascii="Times New Roman" w:hAnsi="Times New Roman"/>
-                <w:noProof/>
-                <w:sz w:val="24"/>
-              </w:rPr>
-            </w:pPr>
-            <w:r>
-              <w:rPr>
-                <w:rFonts w:ascii="Times New Roman" w:hAnsi="Times New Roman"/>
-                <w:noProof/>
-                <w:sz w:val="24"/>
-              </w:rPr>
-              <w:t>United States of America</w:t>
-            </w:r>
-          </w:p>
-        </w:tc>
-      </w:tr>
-    </w:tbl>
-    <w:p/>
-    <w:tbl>
-      <w:tblPr>
-        <w:tblW w:w="0" w:type="auto"/>
-        <w:tblInd w:w="1368" w:type="dxa"/>
-        <w:tblLook w:val="0000" w:firstRow="0" w:lastRow="0" w:firstColumn="0" w:lastColumn="0" w:noHBand="0" w:noVBand="0"/>
-      </w:tblPr>
-      <w:tblGrid>
-        <w:gridCol w:w="7830"/>
-      </w:tblGrid>
-      <w:tr>
-        <w:trPr>
-          <w:trHeight w:val="288"/>
-        </w:trPr>
-        <w:tc>
-          <w:tcPr>
-            <w:tcW w:w="7830" w:type="dxa"/>
-          </w:tcPr>
-          <w:p>
-            <w:pPr>
-              <w:keepNext/>
-              <w:keepLines/>
-              <w:rPr>
-                <w:rFonts w:ascii="Times New Roman" w:hAnsi="Times New Roman"/>
-                <w:noProof/>
-                <w:sz w:val="24"/>
-              </w:rPr>
-            </w:pPr>
-            <w:r>
-              <w:rPr>
-                <w:rFonts w:ascii="Times New Roman" w:hAnsi="Times New Roman"/>
-                <w:noProof/>
-                <w:sz w:val="24"/>
-              </w:rPr>
-              <w:t>VANSLYKE, Stephen J.</w:t>
-            </w:r>
-          </w:p>
-        </w:tc>
-      </w:tr>
-      <w:tr>
-        <w:trPr>
-          <w:trHeight w:val="288"/>
-        </w:trPr>
-        <w:tc>
-          <w:tcPr>
-            <w:tcW w:w="7830" w:type="dxa"/>
-          </w:tcPr>
-          <w:p>
-            <w:pPr>
-              <w:keepNext/>
-              <w:keepLines/>
-              <w:rPr>
-                <w:rFonts w:ascii="Times New Roman" w:hAnsi="Times New Roman"/>
-                <w:noProof/>
-                <w:sz w:val="24"/>
-              </w:rPr>
-            </w:pPr>
-            <w:r>
-              <w:rPr>
-                <w:rFonts w:ascii="Times New Roman" w:hAnsi="Times New Roman"/>
-                <w:noProof/>
-                <w:sz w:val="24"/>
-              </w:rPr>
-              <w:t>951 Jasmine Court</w:t>
-              <w:br/>
-              <w:t xml:space="preserve">Carlsbad, California 92011 </w:t>
+              <w:t xml:space="preserve">  </w:t>
             </w:r>
             <w:r>
               <w:rPr>
